--- a/eng/docx/10.content.docx
+++ b/eng/docx/10.content.docx
@@ -19,7 +19,7 @@
         <w:rPr>
           <w:lang w:val="en_US" w:bidi="en_US"/>
         </w:rPr>
-        <w:t>Resource: unfoldingWord Literal</w:t>
+        <w:t>Resource: unfoldingWord Literal Text</w:t>
       </w:r>
       <w:r>
         <w:rPr>
@@ -39,13 +39,13 @@
           <w:b/>
           <w:lang w:val="en_US" w:bidi="en_US"/>
         </w:rPr>
-        <w:t>unfoldingWord Literal</w:t>
-      </w:r>
-      <w:r>
-        <w:rPr>
-          <w:lang w:val="en_US" w:bidi="en_US"/>
-        </w:rPr>
-        <w:t xml:space="preserve"> © 2022 </w:t>
+        <w:t>unfoldingWord Literal Text</w:t>
+      </w:r>
+      <w:r>
+        <w:rPr>
+          <w:lang w:val="en_US" w:bidi="en_US"/>
+        </w:rPr>
+        <w:t xml:space="preserve"> © 2026 </w:t>
       </w:r>
       <w:hyperlink r:id="rId13">
         <w:r>
@@ -74,7 +74,7 @@
             <w:color w:val="0000EE"/>
             <w:u w:val="single"/>
           </w:rPr>
-          <w:t>CC BY-SA 4.0 license</w:t>
+          <w:t>CC BY-SA 4.0</w:t>
         </w:r>
       </w:hyperlink>
       <w:r>
@@ -102,7 +102,7 @@
         <w:rPr>
           <w:lang w:val="en_US" w:bidi="en_US"/>
         </w:rPr>
-        <w:t>unfoldingWord Literal</w:t>
+        <w:t>unfoldingWord Literal Text</w:t>
       </w:r>
     </w:p>
     <w:p>

--- a/eng/docx/10.content.docx
+++ b/eng/docx/10.content.docx
@@ -13964,7 +13964,7 @@
         <w:rPr>
           <w:lang w:val="en_US" w:bidi="en_US"/>
         </w:rPr>
-        <w:t xml:space="preserve"> These {are} the names of the warriors who {were} to David. Josheb Basshebeth the Tahchemonite {was} the head of the Three. He was lifting his spear against 800, slain at one time.</w:t>
+        <w:t xml:space="preserve"> These {are} the names of the warriors who {were} to David. Josheb Basshebeth the Tahchemonite {was} the head of the Three. He was lifting his spear -e -e against 800, slain at one time.</w:t>
       </w:r>
     </w:p>
     <w:p>
